--- a/b4ss13.docx
+++ b/b4ss13.docx
@@ -775,7 +775,7 @@
     </w:p>
     <w:p>
       <w:r>
-        <w:t>https://www.figma.com/make/4jXYrfHwlUP0shniViD0g7/Product-Filter-Layout-Analysis?t=GLT94co2PPGMkJZK-1</w:t>
+        <w:t>https://www.figma.com/design/iLUMLcru3EAZKlOL7LX433/Untitled?node-id=0-1&amp;t=NldGSjl88DG7MBsw-1</w:t>
       </w:r>
     </w:p>
     <w:sectPr>
